--- a/assets/files/Jonathan_Gregg_Resume.docx
+++ b/assets/files/Jonathan_Gregg_Resume.docx
@@ -32,7 +32,7 @@
           <w:sz w:val="20"/>
           <w:szCs w:val="20"/>
         </w:rPr>
-        <w:t xml:space="preserve">Boston, MA  •  jonathan.a.gregg@gmail.com  •  [Phone]  •  [linkedin.com/in/your-profile]</w:t>
+        <w:t xml:space="preserve">Boston, MA  •  jonathan.a.gregg@gmail.com  •  linkedin.com/in/jonathan-a-gregg</w:t>
       </w:r>
     </w:p>
     <w:p>
